--- a/LabWorks/Лабораторная работа №13.docx
+++ b/LabWorks/Лабораторная работа №13.docx
@@ -207,13 +207,8 @@
         <w:t xml:space="preserve">для вывода времени прошедшего </w:t>
       </w:r>
       <w:r>
-        <w:t xml:space="preserve">с включения схемы в формате </w:t>
-      </w:r>
-      <w:proofErr w:type="gramStart"/>
-      <w:r>
-        <w:t>мм:сс</w:t>
-      </w:r>
-      <w:proofErr w:type="gramEnd"/>
+        <w:t>с включения схемы в формате мм:сс</w:t>
+      </w:r>
       <w:r>
         <w:t xml:space="preserve"> на дисплей</w:t>
       </w:r>
@@ -229,27 +224,24 @@
         <w:t>Разработать схему</w:t>
       </w:r>
       <w:r>
+        <w:t xml:space="preserve"> с использованием дисплея </w:t>
+      </w:r>
+      <w:r>
+        <w:rPr>
+          <w:lang w:val="en-US"/>
+        </w:rPr>
+        <w:t>LCD</w:t>
+      </w:r>
+      <w:r>
         <w:t xml:space="preserve"> </w:t>
       </w:r>
       <w:r>
-        <w:t xml:space="preserve">с использованием дисплея </w:t>
+        <w:t>16</w:t>
       </w:r>
       <w:r>
         <w:rPr>
           <w:lang w:val="en-US"/>
         </w:rPr>
-        <w:t>LCD</w:t>
-      </w:r>
-      <w:r>
-        <w:t xml:space="preserve"> </w:t>
-      </w:r>
-      <w:r>
-        <w:t>16</w:t>
-      </w:r>
-      <w:r>
-        <w:rPr>
-          <w:lang w:val="en-US"/>
-        </w:rPr>
         <w:t>x</w:t>
       </w:r>
       <w:r>
@@ -262,31 +254,10 @@
         <w:t xml:space="preserve">выводящую </w:t>
       </w:r>
       <w:r>
-        <w:t>на экран бегущую строку</w:t>
-      </w:r>
-      <w:r>
-        <w:t xml:space="preserve"> (прокручивается </w:t>
-      </w:r>
-      <w:r>
-        <w:t>справа</w:t>
-      </w:r>
-      <w:r>
-        <w:t xml:space="preserve"> налево)</w:t>
-      </w:r>
-      <w:r>
-        <w:t xml:space="preserve"> </w:t>
-      </w:r>
-      <w:r>
-        <w:rPr>
-          <w:lang w:val="en-US"/>
-        </w:rPr>
-        <w:t>c</w:t>
-      </w:r>
-      <w:r>
-        <w:t xml:space="preserve"> </w:t>
-      </w:r>
-      <w:r>
-        <w:t xml:space="preserve">сообщением </w:t>
+        <w:t xml:space="preserve">на экран </w:t>
+      </w:r>
+      <w:r>
+        <w:t xml:space="preserve">сообщение </w:t>
       </w:r>
       <w:r>
         <w:t>«</w:t>
@@ -360,6 +331,9 @@
         <w:t>»</w:t>
       </w:r>
       <w:r>
+        <w:t xml:space="preserve"> посимвольно (между символами должна быть небольшая задержка)</w:t>
+      </w:r>
+      <w:r>
         <w:t xml:space="preserve">. </w:t>
       </w:r>
       <w:r>
@@ -452,10 +426,7 @@
         <w:t xml:space="preserve">. Еда и энергия должны периодически уменьшаться, а здоровье увеличиваться, пока характеристики больше 80. Если любая из двух характеристик опускается ниже 20, здоровье начинает уменьшаться (сильнее если обе меньше 20). </w:t>
       </w:r>
       <w:r>
-        <w:t>При нажатии на вторую кнопку при выбранном пункте меню характеристика должна увеличиваться.</w:t>
-      </w:r>
-      <w:r>
-        <w:t xml:space="preserve"> </w:t>
+        <w:t xml:space="preserve">При нажатии на вторую кнопку при выбранном пункте меню характеристика должна увеличиваться. </w:t>
       </w:r>
       <w:r>
         <w:t>Если здоровье на 0, необходимо выводить сообщение «</w:t>
@@ -836,13 +807,8 @@
       <w:t xml:space="preserve"> </w:t>
     </w:r>
     <w:r>
-      <w:t xml:space="preserve">Садовский </w:t>
+      <w:t>Садовский Р.В.</w:t>
     </w:r>
-    <w:proofErr w:type="gramStart"/>
-    <w:r>
-      <w:t>Р.В.</w:t>
-    </w:r>
-    <w:proofErr w:type="gramEnd"/>
   </w:p>
 </w:hdr>
 </file>
